--- a/LOS 23 LIBROS CONTABLES DEL TST-TBAC.docx
+++ b/LOS 23 LIBROS CONTABLES DEL TST-TBAC.docx
@@ -1625,7 +1625,13 @@
     <w:p/>
     <w:p>
       <w:r>
-        <w:t>Este asiento cuantifica el capital humano del país como un activo intangible. El débito a la cuenta de Capital Humano Indexado refleja el cociente entre el gasto en educación, salud, patentes e investigación y el PIB. El crédito a la cuenta de Factor de Confianza Intangible reconoce que la inversión en capital humano aumenta el factor de confianza de la moneda. Este asiento demuestra que la educación y la salud no son gastos, sino inversiones que incrementan el valor estructural de la moneda.</w:t>
+        <w:t>Este asiento cuantifica el capital humano del país como un activo intangible. El débito a la cuenta de Capital Humano Indexado refleja el cociente entre el gasto en educación</w:t>
+      </w:r>
+      <w:r>
+        <w:t>, seguridad</w:t>
+      </w:r>
+      <w:r>
+        <w:t>, salud, patentes e investigación y el PIB. El crédito a la cuenta de Factor de Confianza Intangible reconoce que la inversión en capital humano aumenta el factor de confianza de la moneda. Este asiento demuestra que la educación y la salud no son gastos, sino inversiones que incrementan el valor estructural de la moneda.</w:t>
       </w:r>
     </w:p>
     <w:p/>
